--- a/preview/docxs/06-timeline-pro.docx
+++ b/preview/docxs/06-timeline-pro.docx
@@ -508,7 +508,7 @@
         </w:rPr>
         <w:t xml:space="preserve">Demo: </w:t>
       </w:r>
-      <w:hyperlink w:history="1" r:id="rIdaa7icdubln6yy9gacelih">
+      <w:hyperlink w:history="1" r:id="rIdaulama9sdzgsm2moxmxf4">
         <w:r>
           <w:rPr>
             <w:color w:val="2563eb"/>
@@ -536,7 +536,7 @@
         </w:rPr>
         <w:t xml:space="preserve">Code: </w:t>
       </w:r>
-      <w:hyperlink w:history="1" r:id="rIdpjhh9alpzx8v_llny2b_w">
+      <w:hyperlink w:history="1" r:id="rIdm4xo0gxtjienelehbr04p">
         <w:r>
           <w:rPr>
             <w:color w:val="2563eb"/>
@@ -626,7 +626,7 @@
         </w:rPr>
         <w:t xml:space="preserve">Demo: </w:t>
       </w:r>
-      <w:hyperlink w:history="1" r:id="rIdrwxi41epo_sshpwm8nxiu">
+      <w:hyperlink w:history="1" r:id="rIds8jrocxx7decoefth-se_">
         <w:r>
           <w:rPr>
             <w:color w:val="2563eb"/>
@@ -1060,7 +1060,7 @@
         </w:rPr>
         <w:t xml:space="preserve">Portfolio: </w:t>
       </w:r>
-      <w:hyperlink w:history="1" r:id="rId-g-s3dfzozb3ipiychnlk">
+      <w:hyperlink w:history="1" r:id="rIdh0c_b9whumyyn5cyqqj1x">
         <w:r>
           <w:rPr>
             <w:color w:val="2563eb"/>
